--- a/klagomål/A 35597-2026 FSC-klagomål.docx
+++ b/klagomål/A 35597-2026 FSC-klagomål.docx
@@ -1081,7 +1081,7 @@
     <w:r>
       <w:tab/>
       <w:tab/>
-      <w:t>2026-10-01</w:t>
+      <w:t>2026-10-02</w:t>
       <w:br/>
       <w:br/>
     </w:r>

--- a/klagomål/A 35597-2026 FSC-klagomål.docx
+++ b/klagomål/A 35597-2026 FSC-klagomål.docx
@@ -1081,7 +1081,7 @@
     <w:r>
       <w:tab/>
       <w:tab/>
-      <w:t>2026-10-02</w:t>
+      <w:t>2026-10-03</w:t>
       <w:br/>
       <w:br/>
     </w:r>

--- a/klagomål/A 35597-2026 FSC-klagomål.docx
+++ b/klagomål/A 35597-2026 FSC-klagomål.docx
@@ -1081,7 +1081,7 @@
     <w:r>
       <w:tab/>
       <w:tab/>
-      <w:t>2026-10-03</w:t>
+      <w:t>2026-10-04</w:t>
       <w:br/>
       <w:br/>
     </w:r>

--- a/klagomål/A 35597-2026 FSC-klagomål.docx
+++ b/klagomål/A 35597-2026 FSC-klagomål.docx
@@ -1081,7 +1081,7 @@
     <w:r>
       <w:tab/>
       <w:tab/>
-      <w:t>2026-10-04</w:t>
+      <w:t>2026-10-05</w:t>
       <w:br/>
       <w:br/>
     </w:r>

--- a/klagomål/A 35597-2026 FSC-klagomål.docx
+++ b/klagomål/A 35597-2026 FSC-klagomål.docx
@@ -1081,7 +1081,7 @@
     <w:r>
       <w:tab/>
       <w:tab/>
-      <w:t>2026-10-05</w:t>
+      <w:t>2026-10-06</w:t>
       <w:br/>
       <w:br/>
     </w:r>

--- a/klagomål/A 35597-2026 FSC-klagomål.docx
+++ b/klagomål/A 35597-2026 FSC-klagomål.docx
@@ -1081,7 +1081,7 @@
     <w:r>
       <w:tab/>
       <w:tab/>
-      <w:t>2026-10-06</w:t>
+      <w:t>2026-10-07</w:t>
       <w:br/>
       <w:br/>
     </w:r>

--- a/klagomål/A 35597-2026 FSC-klagomål.docx
+++ b/klagomål/A 35597-2026 FSC-klagomål.docx
@@ -1081,7 +1081,7 @@
     <w:r>
       <w:tab/>
       <w:tab/>
-      <w:t>2026-10-07</w:t>
+      <w:t>2026-10-08</w:t>
       <w:br/>
       <w:br/>
     </w:r>

--- a/klagomål/A 35597-2026 FSC-klagomål.docx
+++ b/klagomål/A 35597-2026 FSC-klagomål.docx
@@ -1081,7 +1081,7 @@
     <w:r>
       <w:tab/>
       <w:tab/>
-      <w:t>2026-10-08</w:t>
+      <w:t>2026-10-09</w:t>
       <w:br/>
       <w:br/>
     </w:r>

--- a/klagomål/A 35597-2026 FSC-klagomål.docx
+++ b/klagomål/A 35597-2026 FSC-klagomål.docx
@@ -1081,7 +1081,7 @@
     <w:r>
       <w:tab/>
       <w:tab/>
-      <w:t>2026-10-09</w:t>
+      <w:t>2026-10-10</w:t>
       <w:br/>
       <w:br/>
     </w:r>

--- a/klagomål/A 35597-2026 FSC-klagomål.docx
+++ b/klagomål/A 35597-2026 FSC-klagomål.docx
@@ -1081,7 +1081,7 @@
     <w:r>
       <w:tab/>
       <w:tab/>
-      <w:t>2026-10-10</w:t>
+      <w:t>2026-10-11</w:t>
       <w:br/>
       <w:br/>
     </w:r>

--- a/klagomål/A 35597-2026 FSC-klagomål.docx
+++ b/klagomål/A 35597-2026 FSC-klagomål.docx
@@ -1081,7 +1081,7 @@
     <w:r>
       <w:tab/>
       <w:tab/>
-      <w:t>2026-10-11</w:t>
+      <w:t>2026-10-12</w:t>
       <w:br/>
       <w:br/>
     </w:r>

--- a/klagomål/A 35597-2026 FSC-klagomål.docx
+++ b/klagomål/A 35597-2026 FSC-klagomål.docx
@@ -1081,7 +1081,7 @@
     <w:r>
       <w:tab/>
       <w:tab/>
-      <w:t>2026-10-12</w:t>
+      <w:t>2026-10-13</w:t>
       <w:br/>
       <w:br/>
     </w:r>

--- a/klagomål/A 35597-2026 FSC-klagomål.docx
+++ b/klagomål/A 35597-2026 FSC-klagomål.docx
@@ -178,7 +178,7 @@
       <w:r>
         <w:drawing>
           <wp:inline xmlns:a="http://schemas.openxmlformats.org/drawingml/2006/main" xmlns:pic="http://schemas.openxmlformats.org/drawingml/2006/picture">
-            <wp:extent cx="5486400" cy="5576897"/>
+            <wp:extent cx="5486400" cy="5695675"/>
             <wp:docPr id="1" name="Picture 1"/>
             <wp:cNvGraphicFramePr>
               <a:graphicFrameLocks noChangeAspect="1"/>
@@ -199,7 +199,7 @@
                   <pic:spPr>
                     <a:xfrm>
                       <a:off x="0" y="0"/>
-                      <a:ext cx="5486400" cy="5576897"/>
+                      <a:ext cx="5486400" cy="5695675"/>
                     </a:xfrm>
                     <a:prstGeom prst="rect"/>
                   </pic:spPr>
@@ -221,7 +221,7 @@
     </w:p>
     <w:p>
       <w:r>
-        <w:t>I och inom 17 meter från avverkningsanmälan finns fynd av 5 naturvårdsarter, varav 3 är rödlistade, 2 är fridlysta, 5 är typiska (T) och 1 är signalart (S): garnlav (VU, T), tretåig hackspett (NT, T, §4), violettgrå tagellav (NT, T), nästlav (S, T) och spillkråka (T, §4). Se Figur 1.</w:t>
+        <w:t>I och inom 17 meter från avverkningsanmälan finns fynd av 6 naturvårdsarter, varav 4 är rödlistade, 2 är fridlysta, 6 är typiska (T) och 1 är signalart (S): garnlav (VU, T), skrovellav (NT, T), tretåig hackspett (NT, T, §4), violettgrå tagellav (NT, T), nästlav (S, T) och spillkråka (T, §4). Se Figur 1.</w:t>
       </w:r>
     </w:p>
     <w:p>
@@ -281,6 +281,53 @@
         <w:rPr>
           <w:b/>
         </w:rPr>
+        <w:t>Skrovellav (NT)</w:t>
+      </w:r>
+      <w:r>
+        <w:t xml:space="preserve"> växer på gamla lövträd och på klippor i gamla skogar med hög och jämn luftfuktighet. Slutavverkning av kontinuitetsskog utgör det största hotet och lavens fortsatta förekomst bör säkerställas genom att lokaler med äldre skog skyddas. I områden med mycket hög luftfuktighet kan man på bålen av skrovellav finna de sällsynta parasitsvamparna skrovellavsknapp (EN), </w:t>
+      </w:r>
+      <w:r>
+        <w:rPr>
+          <w:i/>
+        </w:rPr>
+        <w:t>Catillaria lobariicola</w:t>
+      </w:r>
+      <w:r>
+        <w:t xml:space="preserve"> (VU) och </w:t>
+      </w:r>
+      <w:r>
+        <w:rPr>
+          <w:i/>
+        </w:rPr>
+        <w:t>Merismatium lobariae</w:t>
+      </w:r>
+      <w:r>
+        <w:t xml:space="preserve"> (DD). Skrovellav är typisk art för </w:t>
+      </w:r>
+      <w:r>
+        <w:rPr>
+          <w:i/>
+        </w:rPr>
+        <w:t xml:space="preserve">9010 Taiga, 9020 Nordlig ädellövskog, 9040 Fjällbjörkskog, 9070 Trädklädd betesmark, 9160 Näringsrik ekskog, 9180 Ädellövskog i branter, 9190 Näringsfattig ekskog, 8210 Kalkbranter </w:t>
+      </w:r>
+      <w:r>
+        <w:t xml:space="preserve">och </w:t>
+      </w:r>
+      <w:r>
+        <w:rPr>
+          <w:i/>
+        </w:rPr>
+        <w:t>6530 Lövängar</w:t>
+      </w:r>
+      <w:r>
+        <w:t xml:space="preserve"> (SLU Artdatabanken, 2026; Nitare &amp; Skogsstyrelsen, 2019).</w:t>
+      </w:r>
+    </w:p>
+    <w:p>
+      <w:r>
+        <w:rPr>
+          <w:b/>
+        </w:rPr>
         <w:t>Tretåig hackspett (NT, §4)</w:t>
       </w:r>
       <w:r>
@@ -480,7 +527,7 @@
         <w:rPr>
           <w:i/>
         </w:rPr>
-        <w:t>I det avverkningsanmälda skogsområdet har 5 naturvårdsarter varav 3 rödlistade arter sina livsmiljöer och växtplatser.</w:t>
+        <w:t>I det avverkningsanmälda skogsområdet har 6 naturvårdsarter varav 4 rödlistade arter sina livsmiljöer och växtplatser.</w:t>
       </w:r>
     </w:p>
     <w:p>
@@ -1081,7 +1128,7 @@
     <w:r>
       <w:tab/>
       <w:tab/>
-      <w:t>2026-10-13</w:t>
+      <w:t>2026-10-14</w:t>
       <w:br/>
       <w:br/>
     </w:r>

--- a/klagomål/A 35597-2026 FSC-klagomål.docx
+++ b/klagomål/A 35597-2026 FSC-klagomål.docx
@@ -1128,7 +1128,7 @@
     <w:r>
       <w:tab/>
       <w:tab/>
-      <w:t>2026-10-14</w:t>
+      <w:t>2026-10-15</w:t>
       <w:br/>
       <w:br/>
     </w:r>

--- a/klagomål/A 35597-2026 FSC-klagomål.docx
+++ b/klagomål/A 35597-2026 FSC-klagomål.docx
@@ -1128,7 +1128,7 @@
     <w:r>
       <w:tab/>
       <w:tab/>
-      <w:t>2026-10-15</w:t>
+      <w:t>2026-10-16</w:t>
       <w:br/>
       <w:br/>
     </w:r>

--- a/klagomål/A 35597-2026 FSC-klagomål.docx
+++ b/klagomål/A 35597-2026 FSC-klagomål.docx
@@ -1128,7 +1128,7 @@
     <w:r>
       <w:tab/>
       <w:tab/>
-      <w:t>2026-10-16</w:t>
+      <w:t>2026-10-17</w:t>
       <w:br/>
       <w:br/>
     </w:r>

--- a/klagomål/A 35597-2026 FSC-klagomål.docx
+++ b/klagomål/A 35597-2026 FSC-klagomål.docx
@@ -1128,7 +1128,7 @@
     <w:r>
       <w:tab/>
       <w:tab/>
-      <w:t>2026-10-17</w:t>
+      <w:t>2026-10-18</w:t>
       <w:br/>
       <w:br/>
     </w:r>

--- a/klagomål/A 35597-2026 FSC-klagomål.docx
+++ b/klagomål/A 35597-2026 FSC-klagomål.docx
@@ -1128,7 +1128,7 @@
     <w:r>
       <w:tab/>
       <w:tab/>
-      <w:t>2026-10-18</w:t>
+      <w:t>2026-10-19</w:t>
       <w:br/>
       <w:br/>
     </w:r>

--- a/klagomål/A 35597-2026 FSC-klagomål.docx
+++ b/klagomål/A 35597-2026 FSC-klagomål.docx
@@ -1128,7 +1128,7 @@
     <w:r>
       <w:tab/>
       <w:tab/>
-      <w:t>2026-10-19</w:t>
+      <w:t>2026-10-20</w:t>
       <w:br/>
       <w:br/>
     </w:r>

--- a/klagomål/A 35597-2026 FSC-klagomål.docx
+++ b/klagomål/A 35597-2026 FSC-klagomål.docx
@@ -1128,7 +1128,7 @@
     <w:r>
       <w:tab/>
       <w:tab/>
-      <w:t>2026-10-20</w:t>
+      <w:t>2026-10-21</w:t>
       <w:br/>
       <w:br/>
     </w:r>

--- a/klagomål/A 35597-2026 FSC-klagomål.docx
+++ b/klagomål/A 35597-2026 FSC-klagomål.docx
@@ -1128,7 +1128,7 @@
     <w:r>
       <w:tab/>
       <w:tab/>
-      <w:t>2026-10-21</w:t>
+      <w:t>2026-10-22</w:t>
       <w:br/>
       <w:br/>
     </w:r>

--- a/klagomål/A 35597-2026 FSC-klagomål.docx
+++ b/klagomål/A 35597-2026 FSC-klagomål.docx
@@ -1128,7 +1128,7 @@
     <w:r>
       <w:tab/>
       <w:tab/>
-      <w:t>2026-10-22</w:t>
+      <w:t>2026-10-23</w:t>
       <w:br/>
       <w:br/>
     </w:r>

--- a/klagomål/A 35597-2026 FSC-klagomål.docx
+++ b/klagomål/A 35597-2026 FSC-klagomål.docx
@@ -1128,7 +1128,7 @@
     <w:r>
       <w:tab/>
       <w:tab/>
-      <w:t>2026-10-23</w:t>
+      <w:t>2026-10-24</w:t>
       <w:br/>
       <w:br/>
     </w:r>

--- a/klagomål/A 35597-2026 FSC-klagomål.docx
+++ b/klagomål/A 35597-2026 FSC-klagomål.docx
@@ -1128,7 +1128,7 @@
     <w:r>
       <w:tab/>
       <w:tab/>
-      <w:t>2026-10-24</w:t>
+      <w:t>2026-10-25</w:t>
       <w:br/>
       <w:br/>
     </w:r>

--- a/klagomål/A 35597-2026 FSC-klagomål.docx
+++ b/klagomål/A 35597-2026 FSC-klagomål.docx
@@ -1128,7 +1128,7 @@
     <w:r>
       <w:tab/>
       <w:tab/>
-      <w:t>2026-10-25</w:t>
+      <w:t>2026-10-26</w:t>
       <w:br/>
       <w:br/>
     </w:r>

--- a/klagomål/A 35597-2026 FSC-klagomål.docx
+++ b/klagomål/A 35597-2026 FSC-klagomål.docx
@@ -1128,7 +1128,7 @@
     <w:r>
       <w:tab/>
       <w:tab/>
-      <w:t>2026-10-26</w:t>
+      <w:t>2026-10-27</w:t>
       <w:br/>
       <w:br/>
     </w:r>

--- a/klagomål/A 35597-2026 FSC-klagomål.docx
+++ b/klagomål/A 35597-2026 FSC-klagomål.docx
@@ -1128,7 +1128,7 @@
     <w:r>
       <w:tab/>
       <w:tab/>
-      <w:t>2026-10-27</w:t>
+      <w:t>2026-10-28</w:t>
       <w:br/>
       <w:br/>
     </w:r>

--- a/klagomål/A 35597-2026 FSC-klagomål.docx
+++ b/klagomål/A 35597-2026 FSC-klagomål.docx
@@ -1128,7 +1128,7 @@
     <w:r>
       <w:tab/>
       <w:tab/>
-      <w:t>2026-10-28</w:t>
+      <w:t>2026-10-29</w:t>
       <w:br/>
       <w:br/>
     </w:r>

--- a/klagomål/A 35597-2026 FSC-klagomål.docx
+++ b/klagomål/A 35597-2026 FSC-klagomål.docx
@@ -1128,7 +1128,7 @@
     <w:r>
       <w:tab/>
       <w:tab/>
-      <w:t>2026-10-29</w:t>
+      <w:t>2026-10-31</w:t>
       <w:br/>
       <w:br/>
     </w:r>
